--- a/exports/docx/00_START_HERE.docx
+++ b/exports/docx/00_START_HERE.docx
@@ -610,7 +610,7 @@
     </w:p>
     <w:p>
       <w:r>
-        <w:t>!A map of the fourteen documents, grouped by when to read them (../diagrams/doc-map.svg)</w:t>
+        <w:t>!A map of the seventeen documents, grouped by when to read them (../diagrams/doc-map.svg)</w:t>
       </w:r>
     </w:p>
     <w:p>
@@ -1114,8 +1114,57 @@
                 <w:sz w:val="17"/>
               </w:rPr>
             </w:r>
+            <w:r>
+              <w:rPr>
+                <w:b w:val="0"/>
+                <w:sz w:val="17"/>
+              </w:rPr>
+              <w:t>14 Pricing the full product</w:t>
+            </w:r>
           </w:p>
         </w:tc>
+        <w:tc>
+          <w:tcPr>
+            <w:tcW w:type="dxa" w:w="3216"/>
+          </w:tcPr>
+          <w:p>
+            <w:r>
+              <w:rPr>
+                <w:b w:val="0"/>
+                <w:sz w:val="17"/>
+              </w:rPr>
+            </w:r>
+            <w:r>
+              <w:rPr>
+                <w:b w:val="0"/>
+                <w:sz w:val="17"/>
+              </w:rPr>
+              <w:t>15 How big this can get</w:t>
+            </w:r>
+          </w:p>
+        </w:tc>
+        <w:tc>
+          <w:tcPr>
+            <w:tcW w:type="dxa" w:w="3216"/>
+          </w:tcPr>
+          <w:p>
+            <w:r>
+              <w:rPr>
+                <w:b w:val="0"/>
+                <w:sz w:val="17"/>
+              </w:rPr>
+            </w:r>
+            <w:r>
+              <w:rPr>
+                <w:b w:val="0"/>
+                <w:sz w:val="17"/>
+              </w:rPr>
+              <w:t>12 Structure and which countries</w:t>
+            </w:r>
+          </w:p>
+        </w:tc>
+      </w:tr>
+      <w:tr>
         <w:tc>
           <w:tcPr>
             <w:tcW w:type="dxa" w:w="3216"/>
@@ -1145,7 +1194,20 @@
                 <w:b w:val="0"/>
                 <w:sz w:val="17"/>
               </w:rPr>
-              <w:t>12 Structure and which countries</w:t>
+              <w:t>16 What you can protect</w:t>
+            </w:r>
+          </w:p>
+        </w:tc>
+        <w:tc>
+          <w:tcPr>
+            <w:tcW w:type="dxa" w:w="3216"/>
+          </w:tcPr>
+          <w:p>
+            <w:r>
+              <w:rPr>
+                <w:b w:val="0"/>
+                <w:sz w:val="17"/>
+              </w:rPr>
             </w:r>
           </w:p>
         </w:tc>
@@ -1255,7 +1317,7 @@
                 <w:b w:val="0"/>
                 <w:sz w:val="17"/>
               </w:rPr>
-              <w:t>The fourteen documents above</w:t>
+              <w:t>The seventeen documents above</w:t>
             </w:r>
           </w:p>
         </w:tc>

--- a/exports/docx/00_START_HERE.docx
+++ b/exports/docx/00_START_HERE.docx
@@ -610,7 +610,7 @@
     </w:p>
     <w:p>
       <w:r>
-        <w:t>!A map of the seventeen documents, grouped by when to read them (../diagrams/doc-map.svg)</w:t>
+        <w:t>!A map of the eighteen documents, grouped by when to read them (../diagrams/doc-map.svg)</w:t>
       </w:r>
     </w:p>
     <w:p>
@@ -1176,6 +1176,54 @@
                 <w:sz w:val="17"/>
               </w:rPr>
             </w:r>
+            <w:r>
+              <w:rPr>
+                <w:b w:val="0"/>
+                <w:sz w:val="17"/>
+              </w:rPr>
+              <w:t>17 What to charge for a pilot</w:t>
+            </w:r>
+          </w:p>
+        </w:tc>
+        <w:tc>
+          <w:tcPr>
+            <w:tcW w:type="dxa" w:w="3216"/>
+          </w:tcPr>
+          <w:p>
+            <w:r>
+              <w:rPr>
+                <w:b w:val="0"/>
+                <w:sz w:val="17"/>
+              </w:rPr>
+            </w:r>
+          </w:p>
+        </w:tc>
+        <w:tc>
+          <w:tcPr>
+            <w:tcW w:type="dxa" w:w="3216"/>
+          </w:tcPr>
+          <w:p>
+            <w:r>
+              <w:rPr>
+                <w:b w:val="0"/>
+                <w:sz w:val="17"/>
+              </w:rPr>
+            </w:r>
+          </w:p>
+        </w:tc>
+      </w:tr>
+      <w:tr>
+        <w:tc>
+          <w:tcPr>
+            <w:tcW w:type="dxa" w:w="3216"/>
+          </w:tcPr>
+          <w:p>
+            <w:r>
+              <w:rPr>
+                <w:b w:val="0"/>
+                <w:sz w:val="17"/>
+              </w:rPr>
+            </w:r>
           </w:p>
         </w:tc>
         <w:tc>
@@ -1317,7 +1365,7 @@
                 <w:b w:val="0"/>
                 <w:sz w:val="17"/>
               </w:rPr>
-              <w:t>The seventeen documents above</w:t>
+              <w:t>The eighteen documents above</w:t>
             </w:r>
           </w:p>
         </w:tc>
@@ -1403,7 +1451,7 @@
                 <w:b w:val="0"/>
                 <w:sz w:val="17"/>
               </w:rPr>
-              <w:t>Things you send to other people: company profile, service list, proposal template, one-pager, four slide decks</w:t>
+              <w:t>Things you send to other people: company profile, service list, proposal template, pilot proposal template, one-pager, four slide decks</w:t>
             </w:r>
           </w:p>
         </w:tc>

--- a/exports/docx/00_START_HERE.docx
+++ b/exports/docx/00_START_HERE.docx
@@ -610,7 +610,7 @@
     </w:p>
     <w:p>
       <w:r>
-        <w:t>!A map of the eighteen documents, grouped by when to read them (../diagrams/doc-map.svg)</w:t>
+        <w:t>!A map of the twenty-one documents, grouped by when to read them (../diagrams/doc-map.svg)</w:t>
       </w:r>
     </w:p>
     <w:p>
@@ -1196,6 +1196,68 @@
                 <w:sz w:val="17"/>
               </w:rPr>
             </w:r>
+            <w:r>
+              <w:rPr>
+                <w:b w:val="0"/>
+                <w:sz w:val="17"/>
+              </w:rPr>
+              <w:t>18 The APPG event</w:t>
+            </w:r>
+          </w:p>
+        </w:tc>
+        <w:tc>
+          <w:tcPr>
+            <w:tcW w:type="dxa" w:w="3216"/>
+          </w:tcPr>
+          <w:p>
+            <w:r>
+              <w:rPr>
+                <w:b w:val="0"/>
+                <w:sz w:val="17"/>
+              </w:rPr>
+            </w:r>
+            <w:r>
+              <w:rPr>
+                <w:b w:val="0"/>
+                <w:sz w:val="17"/>
+              </w:rPr>
+              <w:t>19 The supporter map</w:t>
+            </w:r>
+          </w:p>
+        </w:tc>
+      </w:tr>
+      <w:tr>
+        <w:tc>
+          <w:tcPr>
+            <w:tcW w:type="dxa" w:w="3216"/>
+          </w:tcPr>
+          <w:p>
+            <w:r>
+              <w:rPr>
+                <w:b w:val="0"/>
+                <w:sz w:val="17"/>
+              </w:rPr>
+            </w:r>
+          </w:p>
+        </w:tc>
+        <w:tc>
+          <w:tcPr>
+            <w:tcW w:type="dxa" w:w="3216"/>
+          </w:tcPr>
+          <w:p>
+            <w:r>
+              <w:rPr>
+                <w:b w:val="0"/>
+                <w:sz w:val="17"/>
+              </w:rPr>
+            </w:r>
+            <w:r>
+              <w:rPr>
+                <w:b w:val="0"/>
+                <w:sz w:val="17"/>
+              </w:rPr>
+              <w:t>20 Getting money in</w:t>
+            </w:r>
           </w:p>
         </w:tc>
         <w:tc>
@@ -1365,7 +1427,7 @@
                 <w:b w:val="0"/>
                 <w:sz w:val="17"/>
               </w:rPr>
-              <w:t>The eighteen documents above</w:t>
+              <w:t>The twenty-one documents above</w:t>
             </w:r>
           </w:p>
         </w:tc>
@@ -1537,7 +1599,7 @@
                 <w:b w:val="0"/>
                 <w:sz w:val="17"/>
               </w:rPr>
-              <w:t>316 investors, the top 25, call lists, scripts, and 74 partner organisations</w:t>
+              <w:t>316 investors, the top 25, call lists, scripts, and 88 partner organisations and contacts</w:t>
             </w:r>
           </w:p>
         </w:tc>
